--- a/业绩数据-整合-结果验证报告-20260722.docx
+++ b/业绩数据-整合-结果验证报告-20260722.docx
@@ -30050,7 +30050,7 @@
     </w:p>
     <w:p>
       <w:r>
-        <w:t>共同列共39列，其中33列完全一致，6列有差异。对比范围: 前176行（参考176行 vs 输出176行）。</w:t>
+        <w:t>共同列共39列，其中34列完全一致，5列有差异。对比范围: 前176行（参考176行 vs 输出176行）。</w:t>
       </w:r>
     </w:p>
     <w:tbl>
@@ -31324,52 +31324,52 @@
                 <w:b w:val="0"/>
                 <w:sz w:val="16"/>
               </w:rPr>
-              <w:t>82</w:t>
-            </w:r>
-          </w:p>
-        </w:tc>
-        <w:tc>
-          <w:tcPr>
-            <w:tcW w:type="dxa" w:w="1728"/>
-          </w:tcPr>
-          <w:p>
-            <w:r>
-              <w:rPr>
-                <w:rFonts w:ascii="宋体" w:hAnsi="宋体" w:eastAsia="宋体"/>
-                <w:b w:val="0"/>
-                <w:sz w:val="16"/>
-              </w:rPr>
-              <w:t>94</w:t>
-            </w:r>
-          </w:p>
-        </w:tc>
-        <w:tc>
-          <w:tcPr>
-            <w:tcW w:type="dxa" w:w="1728"/>
-          </w:tcPr>
-          <w:p>
-            <w:r>
-              <w:rPr>
-                <w:rFonts w:ascii="宋体" w:hAnsi="宋体" w:eastAsia="宋体"/>
-                <w:b w:val="0"/>
-                <w:sz w:val="16"/>
-              </w:rPr>
-              <w:t>46.6%</w:t>
-            </w:r>
-          </w:p>
-        </w:tc>
-        <w:tc>
-          <w:tcPr>
-            <w:tcW w:type="dxa" w:w="1728"/>
-          </w:tcPr>
-          <w:p>
-            <w:r>
-              <w:rPr>
-                <w:rFonts w:ascii="宋体" w:hAnsi="宋体" w:eastAsia="宋体"/>
-                <w:b w:val="0"/>
-                <w:sz w:val="16"/>
-              </w:rPr>
-              <w:t>⚠️94行不同(46.6%一致)</w:t>
+              <w:t>176</w:t>
+            </w:r>
+          </w:p>
+        </w:tc>
+        <w:tc>
+          <w:tcPr>
+            <w:tcW w:type="dxa" w:w="1728"/>
+          </w:tcPr>
+          <w:p>
+            <w:r>
+              <w:rPr>
+                <w:rFonts w:ascii="宋体" w:hAnsi="宋体" w:eastAsia="宋体"/>
+                <w:b w:val="0"/>
+                <w:sz w:val="16"/>
+              </w:rPr>
+              <w:t>0</w:t>
+            </w:r>
+          </w:p>
+        </w:tc>
+        <w:tc>
+          <w:tcPr>
+            <w:tcW w:type="dxa" w:w="1728"/>
+          </w:tcPr>
+          <w:p>
+            <w:r>
+              <w:rPr>
+                <w:rFonts w:ascii="宋体" w:hAnsi="宋体" w:eastAsia="宋体"/>
+                <w:b w:val="0"/>
+                <w:sz w:val="16"/>
+              </w:rPr>
+              <w:t>100.0%</w:t>
+            </w:r>
+          </w:p>
+        </w:tc>
+        <w:tc>
+          <w:tcPr>
+            <w:tcW w:type="dxa" w:w="1728"/>
+          </w:tcPr>
+          <w:p>
+            <w:r>
+              <w:rPr>
+                <w:rFonts w:ascii="宋体" w:hAnsi="宋体" w:eastAsia="宋体"/>
+                <w:b w:val="0"/>
+                <w:sz w:val="16"/>
+              </w:rPr>
+              <w:t>✅完全一致</w:t>
             </w:r>
           </w:p>
         </w:tc>
@@ -33154,564 +33154,6 @@
         <w:t>不一致列详细分析</w:t>
       </w:r>
     </w:p>
-    <w:p>
-      <w:pPr>
-        <w:pStyle w:val="Heading4"/>
-      </w:pPr>
-      <w:r>
-        <w:t>产品名称（94行差异，46.6%一致）</w:t>
-      </w:r>
-    </w:p>
-    <w:p>
-      <w:r>
-        <w:rPr>
-          <w:b/>
-          <w:color w:val="008000"/>
-        </w:rPr>
-        <w:t>📋 映射规则: 映射规则覆盖53.4%行，2种映射</w:t>
-      </w:r>
-    </w:p>
-    <w:tbl>
-      <w:tblPr>
-        <w:tblW w:type="auto" w:w="0"/>
-        <w:tblLook w:firstColumn="1" w:firstRow="1" w:lastColumn="0" w:lastRow="0" w:noHBand="0" w:noVBand="1" w:val="04A0"/>
-      </w:tblPr>
-      <w:tblGrid>
-        <w:gridCol w:w="2880"/>
-        <w:gridCol w:w="2880"/>
-        <w:gridCol w:w="2880"/>
-      </w:tblGrid>
-      <w:tr>
-        <w:tc>
-          <w:tcPr>
-            <w:tcW w:type="dxa" w:w="2880"/>
-          </w:tcPr>
-          <w:p>
-            <w:r>
-              <w:rPr>
-                <w:rFonts w:ascii="宋体" w:hAnsi="宋体" w:eastAsia="宋体"/>
-                <w:b/>
-                <w:sz w:val="18"/>
-              </w:rPr>
-              <w:t>参考值(映射前)</w:t>
-            </w:r>
-          </w:p>
-        </w:tc>
-        <w:tc>
-          <w:tcPr>
-            <w:tcW w:type="dxa" w:w="2880"/>
-          </w:tcPr>
-          <w:p>
-            <w:r>
-              <w:rPr>
-                <w:rFonts w:ascii="宋体" w:hAnsi="宋体" w:eastAsia="宋体"/>
-                <w:b/>
-                <w:sz w:val="18"/>
-              </w:rPr>
-              <w:t>输出值(映射后)</w:t>
-            </w:r>
-          </w:p>
-        </w:tc>
-        <w:tc>
-          <w:tcPr>
-            <w:tcW w:type="dxa" w:w="2880"/>
-          </w:tcPr>
-          <w:p>
-            <w:r>
-              <w:rPr>
-                <w:rFonts w:ascii="宋体" w:hAnsi="宋体" w:eastAsia="宋体"/>
-                <w:b/>
-                <w:sz w:val="18"/>
-              </w:rPr>
-              <w:t>行数</w:t>
-            </w:r>
-          </w:p>
-        </w:tc>
-      </w:tr>
-      <w:tr>
-        <w:tc>
-          <w:tcPr>
-            <w:tcW w:type="dxa" w:w="2880"/>
-          </w:tcPr>
-          <w:p>
-            <w:r>
-              <w:rPr>
-                <w:rFonts w:ascii="宋体" w:hAnsi="宋体" w:eastAsia="宋体"/>
-                <w:b w:val="0"/>
-                <w:sz w:val="16"/>
-              </w:rPr>
-              <w:t>万年青·星河尊享保险计划II</w:t>
-            </w:r>
-          </w:p>
-        </w:tc>
-        <w:tc>
-          <w:tcPr>
-            <w:tcW w:type="dxa" w:w="2880"/>
-          </w:tcPr>
-          <w:p>
-            <w:r>
-              <w:rPr>
-                <w:rFonts w:ascii="宋体" w:hAnsi="宋体" w:eastAsia="宋体"/>
-                <w:b w:val="0"/>
-                <w:sz w:val="16"/>
-              </w:rPr>
-              <w:t>万年青星河尊享保险计划II</w:t>
-            </w:r>
-          </w:p>
-        </w:tc>
-        <w:tc>
-          <w:tcPr>
-            <w:tcW w:type="dxa" w:w="2880"/>
-          </w:tcPr>
-          <w:p>
-            <w:r>
-              <w:rPr>
-                <w:rFonts w:ascii="宋体" w:hAnsi="宋体" w:eastAsia="宋体"/>
-                <w:b w:val="0"/>
-                <w:sz w:val="16"/>
-              </w:rPr>
-              <w:t>87</w:t>
-            </w:r>
-          </w:p>
-        </w:tc>
-      </w:tr>
-      <w:tr>
-        <w:tc>
-          <w:tcPr>
-            <w:tcW w:type="dxa" w:w="2880"/>
-          </w:tcPr>
-          <w:p>
-            <w:r>
-              <w:rPr>
-                <w:rFonts w:ascii="宋体" w:hAnsi="宋体" w:eastAsia="宋体"/>
-                <w:b w:val="0"/>
-                <w:sz w:val="16"/>
-              </w:rPr>
-              <w:t>万年青·星河传承保险计划II</w:t>
-            </w:r>
-          </w:p>
-        </w:tc>
-        <w:tc>
-          <w:tcPr>
-            <w:tcW w:type="dxa" w:w="2880"/>
-          </w:tcPr>
-          <w:p>
-            <w:r>
-              <w:rPr>
-                <w:rFonts w:ascii="宋体" w:hAnsi="宋体" w:eastAsia="宋体"/>
-                <w:b w:val="0"/>
-                <w:sz w:val="16"/>
-              </w:rPr>
-              <w:t>万年青星河传承保险计划II</w:t>
-            </w:r>
-          </w:p>
-        </w:tc>
-        <w:tc>
-          <w:tcPr>
-            <w:tcW w:type="dxa" w:w="2880"/>
-          </w:tcPr>
-          <w:p>
-            <w:r>
-              <w:rPr>
-                <w:rFonts w:ascii="宋体" w:hAnsi="宋体" w:eastAsia="宋体"/>
-                <w:b w:val="0"/>
-                <w:sz w:val="16"/>
-              </w:rPr>
-              <w:t>7</w:t>
-            </w:r>
-          </w:p>
-        </w:tc>
-      </w:tr>
-    </w:tbl>
-    <w:p>
-      <w:r>
-        <w:t>差异样本（标识列: 订单编号):</w:t>
-      </w:r>
-    </w:p>
-    <w:tbl>
-      <w:tblPr>
-        <w:tblW w:type="auto" w:w="0"/>
-        <w:tblLook w:firstColumn="1" w:firstRow="1" w:lastColumn="0" w:lastRow="0" w:noHBand="0" w:noVBand="1" w:val="04A0"/>
-      </w:tblPr>
-      <w:tblGrid>
-        <w:gridCol w:w="2160"/>
-        <w:gridCol w:w="2160"/>
-        <w:gridCol w:w="2160"/>
-        <w:gridCol w:w="2160"/>
-      </w:tblGrid>
-      <w:tr>
-        <w:tc>
-          <w:tcPr>
-            <w:tcW w:type="dxa" w:w="2160"/>
-          </w:tcPr>
-          <w:p>
-            <w:r>
-              <w:rPr>
-                <w:rFonts w:ascii="宋体" w:hAnsi="宋体" w:eastAsia="宋体"/>
-                <w:b/>
-                <w:sz w:val="18"/>
-              </w:rPr>
-              <w:t>Excel行号</w:t>
-            </w:r>
-          </w:p>
-        </w:tc>
-        <w:tc>
-          <w:tcPr>
-            <w:tcW w:type="dxa" w:w="2160"/>
-          </w:tcPr>
-          <w:p>
-            <w:r>
-              <w:rPr>
-                <w:rFonts w:ascii="宋体" w:hAnsi="宋体" w:eastAsia="宋体"/>
-                <w:b/>
-                <w:sz w:val="18"/>
-              </w:rPr>
-              <w:t>订单编号</w:t>
-            </w:r>
-          </w:p>
-        </w:tc>
-        <w:tc>
-          <w:tcPr>
-            <w:tcW w:type="dxa" w:w="2160"/>
-          </w:tcPr>
-          <w:p>
-            <w:r>
-              <w:rPr>
-                <w:rFonts w:ascii="宋体" w:hAnsi="宋体" w:eastAsia="宋体"/>
-                <w:b/>
-                <w:sz w:val="18"/>
-              </w:rPr>
-              <w:t>参考值</w:t>
-            </w:r>
-          </w:p>
-        </w:tc>
-        <w:tc>
-          <w:tcPr>
-            <w:tcW w:type="dxa" w:w="2160"/>
-          </w:tcPr>
-          <w:p>
-            <w:r>
-              <w:rPr>
-                <w:rFonts w:ascii="宋体" w:hAnsi="宋体" w:eastAsia="宋体"/>
-                <w:b/>
-                <w:sz w:val="18"/>
-              </w:rPr>
-              <w:t>输出值</w:t>
-            </w:r>
-          </w:p>
-        </w:tc>
-      </w:tr>
-      <w:tr>
-        <w:tc>
-          <w:tcPr>
-            <w:tcW w:type="dxa" w:w="2160"/>
-          </w:tcPr>
-          <w:p>
-            <w:r>
-              <w:rPr>
-                <w:rFonts w:ascii="宋体" w:hAnsi="宋体" w:eastAsia="宋体"/>
-                <w:b w:val="0"/>
-                <w:sz w:val="16"/>
-              </w:rPr>
-              <w:t>11</w:t>
-            </w:r>
-          </w:p>
-        </w:tc>
-        <w:tc>
-          <w:tcPr>
-            <w:tcW w:type="dxa" w:w="2160"/>
-          </w:tcPr>
-          <w:p>
-            <w:r>
-              <w:rPr>
-                <w:rFonts w:ascii="宋体" w:hAnsi="宋体" w:eastAsia="宋体"/>
-                <w:b w:val="0"/>
-                <w:sz w:val="16"/>
-              </w:rPr>
-              <w:t>N000010</w:t>
-            </w:r>
-          </w:p>
-        </w:tc>
-        <w:tc>
-          <w:tcPr>
-            <w:tcW w:type="dxa" w:w="2160"/>
-          </w:tcPr>
-          <w:p>
-            <w:r>
-              <w:rPr>
-                <w:rFonts w:ascii="宋体" w:hAnsi="宋体" w:eastAsia="宋体"/>
-                <w:b w:val="0"/>
-                <w:sz w:val="16"/>
-              </w:rPr>
-              <w:t>万年青·星河尊享保险计划II</w:t>
-            </w:r>
-          </w:p>
-        </w:tc>
-        <w:tc>
-          <w:tcPr>
-            <w:tcW w:type="dxa" w:w="2160"/>
-          </w:tcPr>
-          <w:p>
-            <w:r>
-              <w:rPr>
-                <w:rFonts w:ascii="宋体" w:hAnsi="宋体" w:eastAsia="宋体"/>
-                <w:b w:val="0"/>
-                <w:sz w:val="16"/>
-              </w:rPr>
-              <w:t>万年青星河尊享保险计划II</w:t>
-            </w:r>
-          </w:p>
-        </w:tc>
-      </w:tr>
-      <w:tr>
-        <w:tc>
-          <w:tcPr>
-            <w:tcW w:type="dxa" w:w="2160"/>
-          </w:tcPr>
-          <w:p>
-            <w:r>
-              <w:rPr>
-                <w:rFonts w:ascii="宋体" w:hAnsi="宋体" w:eastAsia="宋体"/>
-                <w:b w:val="0"/>
-                <w:sz w:val="16"/>
-              </w:rPr>
-              <w:t>12</w:t>
-            </w:r>
-          </w:p>
-        </w:tc>
-        <w:tc>
-          <w:tcPr>
-            <w:tcW w:type="dxa" w:w="2160"/>
-          </w:tcPr>
-          <w:p>
-            <w:r>
-              <w:rPr>
-                <w:rFonts w:ascii="宋体" w:hAnsi="宋体" w:eastAsia="宋体"/>
-                <w:b w:val="0"/>
-                <w:sz w:val="16"/>
-              </w:rPr>
-              <w:t>N000011</w:t>
-            </w:r>
-          </w:p>
-        </w:tc>
-        <w:tc>
-          <w:tcPr>
-            <w:tcW w:type="dxa" w:w="2160"/>
-          </w:tcPr>
-          <w:p>
-            <w:r>
-              <w:rPr>
-                <w:rFonts w:ascii="宋体" w:hAnsi="宋体" w:eastAsia="宋体"/>
-                <w:b w:val="0"/>
-                <w:sz w:val="16"/>
-              </w:rPr>
-              <w:t>万年青·星河尊享保险计划II</w:t>
-            </w:r>
-          </w:p>
-        </w:tc>
-        <w:tc>
-          <w:tcPr>
-            <w:tcW w:type="dxa" w:w="2160"/>
-          </w:tcPr>
-          <w:p>
-            <w:r>
-              <w:rPr>
-                <w:rFonts w:ascii="宋体" w:hAnsi="宋体" w:eastAsia="宋体"/>
-                <w:b w:val="0"/>
-                <w:sz w:val="16"/>
-              </w:rPr>
-              <w:t>万年青星河尊享保险计划II</w:t>
-            </w:r>
-          </w:p>
-        </w:tc>
-      </w:tr>
-      <w:tr>
-        <w:tc>
-          <w:tcPr>
-            <w:tcW w:type="dxa" w:w="2160"/>
-          </w:tcPr>
-          <w:p>
-            <w:r>
-              <w:rPr>
-                <w:rFonts w:ascii="宋体" w:hAnsi="宋体" w:eastAsia="宋体"/>
-                <w:b w:val="0"/>
-                <w:sz w:val="16"/>
-              </w:rPr>
-              <w:t>14</w:t>
-            </w:r>
-          </w:p>
-        </w:tc>
-        <w:tc>
-          <w:tcPr>
-            <w:tcW w:type="dxa" w:w="2160"/>
-          </w:tcPr>
-          <w:p>
-            <w:r>
-              <w:rPr>
-                <w:rFonts w:ascii="宋体" w:hAnsi="宋体" w:eastAsia="宋体"/>
-                <w:b w:val="0"/>
-                <w:sz w:val="16"/>
-              </w:rPr>
-              <w:t>N000013</w:t>
-            </w:r>
-          </w:p>
-        </w:tc>
-        <w:tc>
-          <w:tcPr>
-            <w:tcW w:type="dxa" w:w="2160"/>
-          </w:tcPr>
-          <w:p>
-            <w:r>
-              <w:rPr>
-                <w:rFonts w:ascii="宋体" w:hAnsi="宋体" w:eastAsia="宋体"/>
-                <w:b w:val="0"/>
-                <w:sz w:val="16"/>
-              </w:rPr>
-              <w:t>万年青·星河尊享保险计划II</w:t>
-            </w:r>
-          </w:p>
-        </w:tc>
-        <w:tc>
-          <w:tcPr>
-            <w:tcW w:type="dxa" w:w="2160"/>
-          </w:tcPr>
-          <w:p>
-            <w:r>
-              <w:rPr>
-                <w:rFonts w:ascii="宋体" w:hAnsi="宋体" w:eastAsia="宋体"/>
-                <w:b w:val="0"/>
-                <w:sz w:val="16"/>
-              </w:rPr>
-              <w:t>万年青星河尊享保险计划II</w:t>
-            </w:r>
-          </w:p>
-        </w:tc>
-      </w:tr>
-      <w:tr>
-        <w:tc>
-          <w:tcPr>
-            <w:tcW w:type="dxa" w:w="2160"/>
-          </w:tcPr>
-          <w:p>
-            <w:r>
-              <w:rPr>
-                <w:rFonts w:ascii="宋体" w:hAnsi="宋体" w:eastAsia="宋体"/>
-                <w:b w:val="0"/>
-                <w:sz w:val="16"/>
-              </w:rPr>
-              <w:t>15</w:t>
-            </w:r>
-          </w:p>
-        </w:tc>
-        <w:tc>
-          <w:tcPr>
-            <w:tcW w:type="dxa" w:w="2160"/>
-          </w:tcPr>
-          <w:p>
-            <w:r>
-              <w:rPr>
-                <w:rFonts w:ascii="宋体" w:hAnsi="宋体" w:eastAsia="宋体"/>
-                <w:b w:val="0"/>
-                <w:sz w:val="16"/>
-              </w:rPr>
-              <w:t>N000014</w:t>
-            </w:r>
-          </w:p>
-        </w:tc>
-        <w:tc>
-          <w:tcPr>
-            <w:tcW w:type="dxa" w:w="2160"/>
-          </w:tcPr>
-          <w:p>
-            <w:r>
-              <w:rPr>
-                <w:rFonts w:ascii="宋体" w:hAnsi="宋体" w:eastAsia="宋体"/>
-                <w:b w:val="0"/>
-                <w:sz w:val="16"/>
-              </w:rPr>
-              <w:t>万年青·星河尊享保险计划II</w:t>
-            </w:r>
-          </w:p>
-        </w:tc>
-        <w:tc>
-          <w:tcPr>
-            <w:tcW w:type="dxa" w:w="2160"/>
-          </w:tcPr>
-          <w:p>
-            <w:r>
-              <w:rPr>
-                <w:rFonts w:ascii="宋体" w:hAnsi="宋体" w:eastAsia="宋体"/>
-                <w:b w:val="0"/>
-                <w:sz w:val="16"/>
-              </w:rPr>
-              <w:t>万年青星河尊享保险计划II</w:t>
-            </w:r>
-          </w:p>
-        </w:tc>
-      </w:tr>
-      <w:tr>
-        <w:tc>
-          <w:tcPr>
-            <w:tcW w:type="dxa" w:w="2160"/>
-          </w:tcPr>
-          <w:p>
-            <w:r>
-              <w:rPr>
-                <w:rFonts w:ascii="宋体" w:hAnsi="宋体" w:eastAsia="宋体"/>
-                <w:b w:val="0"/>
-                <w:sz w:val="16"/>
-              </w:rPr>
-              <w:t>16</w:t>
-            </w:r>
-          </w:p>
-        </w:tc>
-        <w:tc>
-          <w:tcPr>
-            <w:tcW w:type="dxa" w:w="2160"/>
-          </w:tcPr>
-          <w:p>
-            <w:r>
-              <w:rPr>
-                <w:rFonts w:ascii="宋体" w:hAnsi="宋体" w:eastAsia="宋体"/>
-                <w:b w:val="0"/>
-                <w:sz w:val="16"/>
-              </w:rPr>
-              <w:t>N000015</w:t>
-            </w:r>
-          </w:p>
-        </w:tc>
-        <w:tc>
-          <w:tcPr>
-            <w:tcW w:type="dxa" w:w="2160"/>
-          </w:tcPr>
-          <w:p>
-            <w:r>
-              <w:rPr>
-                <w:rFonts w:ascii="宋体" w:hAnsi="宋体" w:eastAsia="宋体"/>
-                <w:b w:val="0"/>
-                <w:sz w:val="16"/>
-              </w:rPr>
-              <w:t>万年青·星河尊享保险计划II</w:t>
-            </w:r>
-          </w:p>
-        </w:tc>
-        <w:tc>
-          <w:tcPr>
-            <w:tcW w:type="dxa" w:w="2160"/>
-          </w:tcPr>
-          <w:p>
-            <w:r>
-              <w:rPr>
-                <w:rFonts w:ascii="宋体" w:hAnsi="宋体" w:eastAsia="宋体"/>
-                <w:b w:val="0"/>
-                <w:sz w:val="16"/>
-              </w:rPr>
-              <w:t>万年青星河尊享保险计划II</w:t>
-            </w:r>
-          </w:p>
-        </w:tc>
-      </w:tr>
-    </w:tbl>
     <w:p>
       <w:pPr>
         <w:pStyle w:val="Heading4"/>
@@ -38321,11 +37763,6 @@
     <w:p>
       <w:r>
         <w:t>批核日（年/月/日）: 映射规则覆盖39.8%行，1种映射 — 差异70行，一致率60.2%</w:t>
-      </w:r>
-    </w:p>
-    <w:p>
-      <w:r>
-        <w:t>产品名称: 映射规则覆盖53.4%行，2种映射 — 差异94行，一致率46.6%</w:t>
       </w:r>
     </w:p>
     <w:p>
